--- a/public/downloads/AI-Policy-Rollout-Checklist.docx
+++ b/public/downloads/AI-Policy-Rollout-Checklist.docx
@@ -15,19 +15,18 @@
           <w:szCs w:val="30"/>
           <w:rFonts w:ascii="Calibri" w:cs="Calibri" w:eastAsia="Calibri" w:hAnsi="Calibri"/>
         </w:rPr>
-        <w:t xml:space="preserve">i-NETT</w:t>
+        <w:t xml:space="preserve">FORTIFY</w:t>
       </w:r>
       <w:r>
         <w:rPr>
           <w:b/>
           <w:bCs/>
           <w:color w:val="12A5DB"/>
-          <w:sz w:val="17"/>
-          <w:szCs w:val="17"/>
+          <w:sz w:val="30"/>
+          <w:szCs w:val="30"/>
           <w:rFonts w:ascii="Calibri" w:cs="Calibri" w:eastAsia="Calibri" w:hAnsi="Calibri"/>
-          <w:spacing w:val="20"/>
         </w:rPr>
-        <w:t xml:space="preserve">  ·  FORTIFY AI</w:t>
+        <w:t xml:space="preserve"> AI</w:t>
       </w:r>
     </w:p>
     <w:p>
@@ -83,7 +82,7 @@
           <w:szCs w:val="21"/>
           <w:rFonts w:ascii="Calibri" w:cs="Calibri" w:eastAsia="Calibri" w:hAnsi="Calibri"/>
         </w:rPr>
-        <w:t xml:space="preserve">Work top to bottom. Most organizations complete this in about 30 days. i-NETT can run the enforcement steps (Discovery and blocking) for you as part of any managed plan.</w:t>
+        <w:t xml:space="preserve">Work top to bottom. Most organizations complete this in about 30 days. Fortify AI can run the enforcement steps (Discovery and blocking) for you as part of any managed plan.</w:t>
       </w:r>
     </w:p>
     <w:p>
@@ -3127,7 +3126,7 @@
           <w:szCs w:val="17"/>
           <w:rFonts w:ascii="Calibri" w:cs="Calibri" w:eastAsia="Calibri" w:hAnsi="Calibri"/>
         </w:rPr>
-        <w:t xml:space="preserve">Provided by i-NETT / Fortify AI  ·  i-nett.ai  ·  (858) 337-2866. Want us to run the enforcement steps for you? Book a 30-minute review at i-nett.ai/resources.</w:t>
+        <w:t xml:space="preserve">Provided by Fortify AI  ·  i-nett.ai  ·  (858) 337-2866. Want us to run the enforcement steps for you? Book a 30-minute review at i-nett.ai/resources.</w:t>
       </w:r>
     </w:p>
     <w:sectPr>
@@ -3161,7 +3160,7 @@
         <w:szCs w:val="15"/>
         <w:rFonts w:ascii="Calibri" w:cs="Calibri" w:eastAsia="Calibri" w:hAnsi="Calibri"/>
       </w:rPr>
-      <w:t xml:space="preserve">i-NETT · Fortify AI</w:t>
+      <w:t xml:space="preserve">FORTIFY AI</w:t>
     </w:r>
     <w:r>
       <w:rPr>

--- a/public/downloads/AI-Policy-Rollout-Checklist.docx
+++ b/public/downloads/AI-Policy-Rollout-Checklist.docx
@@ -3126,7 +3126,7 @@
           <w:szCs w:val="17"/>
           <w:rFonts w:ascii="Calibri" w:cs="Calibri" w:eastAsia="Calibri" w:hAnsi="Calibri"/>
         </w:rPr>
-        <w:t xml:space="preserve">Provided by Fortify AI  ·  i-nett.ai  ·  (858) 337-2866. Want us to run the enforcement steps for you? Book a 30-minute review at i-nett.ai/resources.</w:t>
+        <w:t xml:space="preserve">Template — not legal advice; review with your legal team before adopting. Issued August 18, 2026 · review monthly. Provided by Fortify AI  ·  i-nett.ai  ·  (858) 337-2866. Want us to run the enforcement steps for you? Book a 30-minute review at i-nett.ai/resources.</w:t>
       </w:r>
     </w:p>
     <w:sectPr>

--- a/public/downloads/AI-Policy-Rollout-Checklist.docx
+++ b/public/downloads/AI-Policy-Rollout-Checklist.docx
@@ -88,6 +88,8 @@
     <w:p>
       <w:pPr>
         <w:pStyle w:val="Heading2"/>
+        <w:keepNext/>
+        <w:keepLines/>
         <w:spacing w:before="260" w:after="90"/>
       </w:pPr>
       <w:r>
@@ -138,6 +140,7 @@
       </w:tblGrid>
       <w:tr>
         <w:trPr>
+          <w:cantSplit/>
           <w:tblHeader/>
         </w:trPr>
         <w:tc>
@@ -258,6 +261,9 @@
         </w:tc>
       </w:tr>
       <w:tr>
+        <w:trPr>
+          <w:cantSplit/>
+        </w:trPr>
         <w:tc>
           <w:tcPr>
             <w:tcW w:type="dxa" w:w="560"/>
@@ -368,6 +374,9 @@
         </w:tc>
       </w:tr>
       <w:tr>
+        <w:trPr>
+          <w:cantSplit/>
+        </w:trPr>
         <w:tc>
           <w:tcPr>
             <w:tcW w:type="dxa" w:w="560"/>
@@ -478,6 +487,9 @@
         </w:tc>
       </w:tr>
       <w:tr>
+        <w:trPr>
+          <w:cantSplit/>
+        </w:trPr>
         <w:tc>
           <w:tcPr>
             <w:tcW w:type="dxa" w:w="560"/>
@@ -588,6 +600,9 @@
         </w:tc>
       </w:tr>
       <w:tr>
+        <w:trPr>
+          <w:cantSplit/>
+        </w:trPr>
         <w:tc>
           <w:tcPr>
             <w:tcW w:type="dxa" w:w="560"/>
@@ -715,6 +730,8 @@
     <w:p>
       <w:pPr>
         <w:pStyle w:val="Heading2"/>
+        <w:keepNext/>
+        <w:keepLines/>
         <w:spacing w:before="260" w:after="90"/>
       </w:pPr>
       <w:r>
@@ -765,6 +782,7 @@
       </w:tblGrid>
       <w:tr>
         <w:trPr>
+          <w:cantSplit/>
           <w:tblHeader/>
         </w:trPr>
         <w:tc>
@@ -885,6 +903,9 @@
         </w:tc>
       </w:tr>
       <w:tr>
+        <w:trPr>
+          <w:cantSplit/>
+        </w:trPr>
         <w:tc>
           <w:tcPr>
             <w:tcW w:type="dxa" w:w="560"/>
@@ -995,6 +1016,9 @@
         </w:tc>
       </w:tr>
       <w:tr>
+        <w:trPr>
+          <w:cantSplit/>
+        </w:trPr>
         <w:tc>
           <w:tcPr>
             <w:tcW w:type="dxa" w:w="560"/>
@@ -1105,6 +1129,9 @@
         </w:tc>
       </w:tr>
       <w:tr>
+        <w:trPr>
+          <w:cantSplit/>
+        </w:trPr>
         <w:tc>
           <w:tcPr>
             <w:tcW w:type="dxa" w:w="560"/>
@@ -1215,6 +1242,9 @@
         </w:tc>
       </w:tr>
       <w:tr>
+        <w:trPr>
+          <w:cantSplit/>
+        </w:trPr>
         <w:tc>
           <w:tcPr>
             <w:tcW w:type="dxa" w:w="560"/>
@@ -1342,6 +1372,8 @@
     <w:p>
       <w:pPr>
         <w:pStyle w:val="Heading2"/>
+        <w:keepNext/>
+        <w:keepLines/>
         <w:spacing w:before="260" w:after="90"/>
       </w:pPr>
       <w:r>
@@ -1392,6 +1424,7 @@
       </w:tblGrid>
       <w:tr>
         <w:trPr>
+          <w:cantSplit/>
           <w:tblHeader/>
         </w:trPr>
         <w:tc>
@@ -1512,6 +1545,9 @@
         </w:tc>
       </w:tr>
       <w:tr>
+        <w:trPr>
+          <w:cantSplit/>
+        </w:trPr>
         <w:tc>
           <w:tcPr>
             <w:tcW w:type="dxa" w:w="560"/>
@@ -1622,6 +1658,9 @@
         </w:tc>
       </w:tr>
       <w:tr>
+        <w:trPr>
+          <w:cantSplit/>
+        </w:trPr>
         <w:tc>
           <w:tcPr>
             <w:tcW w:type="dxa" w:w="560"/>
@@ -1732,6 +1771,9 @@
         </w:tc>
       </w:tr>
       <w:tr>
+        <w:trPr>
+          <w:cantSplit/>
+        </w:trPr>
         <w:tc>
           <w:tcPr>
             <w:tcW w:type="dxa" w:w="560"/>
@@ -1842,6 +1884,9 @@
         </w:tc>
       </w:tr>
       <w:tr>
+        <w:trPr>
+          <w:cantSplit/>
+        </w:trPr>
         <w:tc>
           <w:tcPr>
             <w:tcW w:type="dxa" w:w="560"/>
@@ -1969,6 +2014,8 @@
     <w:p>
       <w:pPr>
         <w:pStyle w:val="Heading2"/>
+        <w:keepNext/>
+        <w:keepLines/>
         <w:spacing w:before="260" w:after="90"/>
       </w:pPr>
       <w:r>
@@ -2019,6 +2066,7 @@
       </w:tblGrid>
       <w:tr>
         <w:trPr>
+          <w:cantSplit/>
           <w:tblHeader/>
         </w:trPr>
         <w:tc>
@@ -2139,6 +2187,9 @@
         </w:tc>
       </w:tr>
       <w:tr>
+        <w:trPr>
+          <w:cantSplit/>
+        </w:trPr>
         <w:tc>
           <w:tcPr>
             <w:tcW w:type="dxa" w:w="560"/>
@@ -2249,6 +2300,9 @@
         </w:tc>
       </w:tr>
       <w:tr>
+        <w:trPr>
+          <w:cantSplit/>
+        </w:trPr>
         <w:tc>
           <w:tcPr>
             <w:tcW w:type="dxa" w:w="560"/>
@@ -2359,6 +2413,9 @@
         </w:tc>
       </w:tr>
       <w:tr>
+        <w:trPr>
+          <w:cantSplit/>
+        </w:trPr>
         <w:tc>
           <w:tcPr>
             <w:tcW w:type="dxa" w:w="560"/>
@@ -2486,6 +2543,8 @@
     <w:p>
       <w:pPr>
         <w:pStyle w:val="Heading2"/>
+        <w:keepNext/>
+        <w:keepLines/>
         <w:spacing w:before="260" w:after="90"/>
       </w:pPr>
       <w:r>
@@ -2536,6 +2595,7 @@
       </w:tblGrid>
       <w:tr>
         <w:trPr>
+          <w:cantSplit/>
           <w:tblHeader/>
         </w:trPr>
         <w:tc>
@@ -2656,6 +2716,9 @@
         </w:tc>
       </w:tr>
       <w:tr>
+        <w:trPr>
+          <w:cantSplit/>
+        </w:trPr>
         <w:tc>
           <w:tcPr>
             <w:tcW w:type="dxa" w:w="560"/>
@@ -2766,6 +2829,9 @@
         </w:tc>
       </w:tr>
       <w:tr>
+        <w:trPr>
+          <w:cantSplit/>
+        </w:trPr>
         <w:tc>
           <w:tcPr>
             <w:tcW w:type="dxa" w:w="560"/>
@@ -2876,6 +2942,9 @@
         </w:tc>
       </w:tr>
       <w:tr>
+        <w:trPr>
+          <w:cantSplit/>
+        </w:trPr>
         <w:tc>
           <w:tcPr>
             <w:tcW w:type="dxa" w:w="560"/>
@@ -2986,6 +3055,9 @@
         </w:tc>
       </w:tr>
       <w:tr>
+        <w:trPr>
+          <w:cantSplit/>
+        </w:trPr>
         <w:tc>
           <w:tcPr>
             <w:tcW w:type="dxa" w:w="560"/>
@@ -3178,7 +3250,7 @@
         <w:szCs w:val="15"/>
         <w:rFonts w:ascii="Calibri" w:cs="Calibri" w:eastAsia="Calibri" w:hAnsi="Calibri"/>
       </w:rPr>
-      <w:t xml:space="preserve">AI Usage Policy Framework</w:t>
+      <w:t xml:space="preserve">AI Policy Rollout — 30-Day Plan</w:t>
     </w:r>
     <w:r>
       <w:rPr>
